--- a/docs/transmission-cert/resubmit-1006/운영기록대장_입력안_20261003.docx
+++ b/docs/transmission-cert/resubmit-1006/운영기록대장_입력안_20261003.docx
@@ -37,7 +37,22 @@
         <w:rPr>
           <w:rFonts w:ascii="맑은 고딕" w:hAnsi="맑은 고딕" w:eastAsia="맑은 고딕" w:cs="맑은 고딕"/>
         </w:rPr>
-        <w:t xml:space="preserve">표의 「입력」 칸을 그대로 복사해 화면의 같은 이름 칸에 붙입니다.</w:t>
+        <w:t xml:space="preserve">화면 위쪽의 「누를 버튼」을 눌러 창을 열고, 표의 「입력」 칸을 화면의 같은 이름 칸에 붙인 뒤 「기록 남기기」를 누릅니다.</w:t>
+      </w:r>
+    </w:p>
+    <w:p>
+      <w:pPr>
+        <w:pStyle w:val="Compact"/>
+        <w:numPr>
+          <w:ilvl w:val="0"/>
+          <w:numId w:val="1001"/>
+        </w:numPr>
+      </w:pPr>
+      <w:r>
+        <w:rPr>
+          <w:rFonts w:ascii="맑은 고딕" w:hAnsi="맑은 고딕" w:eastAsia="맑은 고딕" w:cs="맑은 고딕"/>
+        </w:rPr>
+        <w:t xml:space="preserve">한줄로 로그 점검(1번)은 점검 대상 월을 고르면 그 달의 서버 집계 표가 창에 함께 뜹니다. 그대로 두고 저장합니다.</w:t>
       </w:r>
     </w:p>
     <w:p>
@@ -174,24 +189,24 @@
                 <w:rFonts w:ascii="맑은 고딕" w:hAnsi="맑은 고딕" w:eastAsia="맑은 고딕" w:cs="맑은 고딕"/>
                 <w:sz w:val="18"/>
               </w:rPr>
-              <w:t xml:space="preserve">기록 종류</w:t>
-            </w:r>
-          </w:p>
-        </w:tc>
-        <w:tc>
-          <w:tcPr>
-            <w:tcW w:type="dxa" w:w="7654"/>
-          </w:tcPr>
-          <w:p>
-            <w:pPr>
-              <w:pStyle w:val="Compact"/>
-            </w:pPr>
-            <w:r>
-              <w:rPr>
-                <w:rFonts w:ascii="맑은 고딕" w:hAnsi="맑은 고딕" w:eastAsia="맑은 고딕" w:cs="맑은 고딕"/>
-                <w:sz w:val="18"/>
-              </w:rPr>
-              <w:t xml:space="preserve">로그 점검</w:t>
+              <w:t xml:space="preserve">누를 버튼</w:t>
+            </w:r>
+          </w:p>
+        </w:tc>
+        <w:tc>
+          <w:tcPr>
+            <w:tcW w:type="dxa" w:w="7654"/>
+          </w:tcPr>
+          <w:p>
+            <w:pPr>
+              <w:pStyle w:val="Compact"/>
+            </w:pPr>
+            <w:r>
+              <w:rPr>
+                <w:rFonts w:ascii="맑은 고딕" w:hAnsi="맑은 고딕" w:eastAsia="맑은 고딕" w:cs="맑은 고딕"/>
+                <w:sz w:val="18"/>
+              </w:rPr>
+              <w:t xml:space="preserve">+ 로그 점검</w:t>
             </w:r>
           </w:p>
         </w:tc>
@@ -282,24 +297,24 @@
                 <w:rFonts w:ascii="맑은 고딕" w:hAnsi="맑은 고딕" w:eastAsia="맑은 고딕" w:cs="맑은 고딕"/>
                 <w:sz w:val="18"/>
               </w:rPr>
-              <w:t xml:space="preserve">이상 유무</w:t>
-            </w:r>
-          </w:p>
-        </w:tc>
-        <w:tc>
-          <w:tcPr>
-            <w:tcW w:type="dxa" w:w="7654"/>
-          </w:tcPr>
-          <w:p>
-            <w:pPr>
-              <w:pStyle w:val="Compact"/>
-            </w:pPr>
-            <w:r>
-              <w:rPr>
-                <w:rFonts w:ascii="맑은 고딕" w:hAnsi="맑은 고딕" w:eastAsia="맑은 고딕" w:cs="맑은 고딕"/>
-                <w:sz w:val="18"/>
-              </w:rPr>
-              <w:t xml:space="preserve">있음</w:t>
+              <w:t xml:space="preserve">이상 여부</w:t>
+            </w:r>
+          </w:p>
+        </w:tc>
+        <w:tc>
+          <w:tcPr>
+            <w:tcW w:type="dxa" w:w="7654"/>
+          </w:tcPr>
+          <w:p>
+            <w:pPr>
+              <w:pStyle w:val="Compact"/>
+            </w:pPr>
+            <w:r>
+              <w:rPr>
+                <w:rFonts w:ascii="맑은 고딕" w:hAnsi="맑은 고딕" w:eastAsia="맑은 고딕" w:cs="맑은 고딕"/>
+                <w:sz w:val="18"/>
+              </w:rPr>
+              <w:t xml:space="preserve">이상 있음</w:t>
             </w:r>
           </w:p>
         </w:tc>
@@ -539,24 +554,24 @@
                 <w:rFonts w:ascii="맑은 고딕" w:hAnsi="맑은 고딕" w:eastAsia="맑은 고딕" w:cs="맑은 고딕"/>
                 <w:sz w:val="18"/>
               </w:rPr>
-              <w:t xml:space="preserve">기록 종류</w:t>
-            </w:r>
-          </w:p>
-        </w:tc>
-        <w:tc>
-          <w:tcPr>
-            <w:tcW w:type="dxa" w:w="7654"/>
-          </w:tcPr>
-          <w:p>
-            <w:pPr>
-              <w:pStyle w:val="Compact"/>
-            </w:pPr>
-            <w:r>
-              <w:rPr>
-                <w:rFonts w:ascii="맑은 고딕" w:hAnsi="맑은 고딕" w:eastAsia="맑은 고딕" w:cs="맑은 고딕"/>
-                <w:sz w:val="18"/>
-              </w:rPr>
-              <w:t xml:space="preserve">로그 점검</w:t>
+              <w:t xml:space="preserve">누를 버튼</w:t>
+            </w:r>
+          </w:p>
+        </w:tc>
+        <w:tc>
+          <w:tcPr>
+            <w:tcW w:type="dxa" w:w="7654"/>
+          </w:tcPr>
+          <w:p>
+            <w:pPr>
+              <w:pStyle w:val="Compact"/>
+            </w:pPr>
+            <w:r>
+              <w:rPr>
+                <w:rFonts w:ascii="맑은 고딕" w:hAnsi="맑은 고딕" w:eastAsia="맑은 고딕" w:cs="맑은 고딕"/>
+                <w:sz w:val="18"/>
+              </w:rPr>
+              <w:t xml:space="preserve">+ 로그 점검</w:t>
             </w:r>
           </w:p>
         </w:tc>
@@ -592,7 +607,7 @@
                 <w:rFonts w:ascii="맑은 고딕" w:hAnsi="맑은 고딕" w:eastAsia="맑은 고딕" w:cs="맑은 고딕"/>
                 <w:sz w:val="18"/>
               </w:rPr>
-              <w:t xml:space="preserve">게이트웨이</w:t>
+              <w:t xml:space="preserve">비토 게이트웨이</w:t>
             </w:r>
           </w:p>
         </w:tc>
@@ -647,24 +662,24 @@
                 <w:rFonts w:ascii="맑은 고딕" w:hAnsi="맑은 고딕" w:eastAsia="맑은 고딕" w:cs="맑은 고딕"/>
                 <w:sz w:val="18"/>
               </w:rPr>
-              <w:t xml:space="preserve">이상 유무</w:t>
-            </w:r>
-          </w:p>
-        </w:tc>
-        <w:tc>
-          <w:tcPr>
-            <w:tcW w:type="dxa" w:w="7654"/>
-          </w:tcPr>
-          <w:p>
-            <w:pPr>
-              <w:pStyle w:val="Compact"/>
-            </w:pPr>
-            <w:r>
-              <w:rPr>
-                <w:rFonts w:ascii="맑은 고딕" w:hAnsi="맑은 고딕" w:eastAsia="맑은 고딕" w:cs="맑은 고딕"/>
-                <w:sz w:val="18"/>
-              </w:rPr>
-              <w:t xml:space="preserve">있음</w:t>
+              <w:t xml:space="preserve">이상 여부</w:t>
+            </w:r>
+          </w:p>
+        </w:tc>
+        <w:tc>
+          <w:tcPr>
+            <w:tcW w:type="dxa" w:w="7654"/>
+          </w:tcPr>
+          <w:p>
+            <w:pPr>
+              <w:pStyle w:val="Compact"/>
+            </w:pPr>
+            <w:r>
+              <w:rPr>
+                <w:rFonts w:ascii="맑은 고딕" w:hAnsi="맑은 고딕" w:eastAsia="맑은 고딕" w:cs="맑은 고딕"/>
+                <w:sz w:val="18"/>
+              </w:rPr>
+              <w:t xml:space="preserve">이상 있음</w:t>
             </w:r>
           </w:p>
         </w:tc>
@@ -915,24 +930,24 @@
                 <w:rFonts w:ascii="맑은 고딕" w:hAnsi="맑은 고딕" w:eastAsia="맑은 고딕" w:cs="맑은 고딕"/>
                 <w:sz w:val="18"/>
               </w:rPr>
-              <w:t xml:space="preserve">기록 종류</w:t>
-            </w:r>
-          </w:p>
-        </w:tc>
-        <w:tc>
-          <w:tcPr>
-            <w:tcW w:type="dxa" w:w="7654"/>
-          </w:tcPr>
-          <w:p>
-            <w:pPr>
-              <w:pStyle w:val="Compact"/>
-            </w:pPr>
-            <w:r>
-              <w:rPr>
-                <w:rFonts w:ascii="맑은 고딕" w:hAnsi="맑은 고딕" w:eastAsia="맑은 고딕" w:cs="맑은 고딕"/>
-                <w:sz w:val="18"/>
-              </w:rPr>
-              <w:t xml:space="preserve">접근권한 점검</w:t>
+              <w:t xml:space="preserve">누를 버튼</w:t>
+            </w:r>
+          </w:p>
+        </w:tc>
+        <w:tc>
+          <w:tcPr>
+            <w:tcW w:type="dxa" w:w="7654"/>
+          </w:tcPr>
+          <w:p>
+            <w:pPr>
+              <w:pStyle w:val="Compact"/>
+            </w:pPr>
+            <w:r>
+              <w:rPr>
+                <w:rFonts w:ascii="맑은 고딕" w:hAnsi="맑은 고딕" w:eastAsia="맑은 고딕" w:cs="맑은 고딕"/>
+                <w:sz w:val="18"/>
+              </w:rPr>
+              <w:t xml:space="preserve">+ 접근권한 점검</w:t>
             </w:r>
           </w:p>
         </w:tc>
@@ -1023,24 +1038,24 @@
                 <w:rFonts w:ascii="맑은 고딕" w:hAnsi="맑은 고딕" w:eastAsia="맑은 고딕" w:cs="맑은 고딕"/>
                 <w:sz w:val="18"/>
               </w:rPr>
-              <w:t xml:space="preserve">이상 유무</w:t>
-            </w:r>
-          </w:p>
-        </w:tc>
-        <w:tc>
-          <w:tcPr>
-            <w:tcW w:type="dxa" w:w="7654"/>
-          </w:tcPr>
-          <w:p>
-            <w:pPr>
-              <w:pStyle w:val="Compact"/>
-            </w:pPr>
-            <w:r>
-              <w:rPr>
-                <w:rFonts w:ascii="맑은 고딕" w:hAnsi="맑은 고딕" w:eastAsia="맑은 고딕" w:cs="맑은 고딕"/>
-                <w:sz w:val="18"/>
-              </w:rPr>
-              <w:t xml:space="preserve">없음</w:t>
+              <w:t xml:space="preserve">이상 여부</w:t>
+            </w:r>
+          </w:p>
+        </w:tc>
+        <w:tc>
+          <w:tcPr>
+            <w:tcW w:type="dxa" w:w="7654"/>
+          </w:tcPr>
+          <w:p>
+            <w:pPr>
+              <w:pStyle w:val="Compact"/>
+            </w:pPr>
+            <w:r>
+              <w:rPr>
+                <w:rFonts w:ascii="맑은 고딕" w:hAnsi="맑은 고딕" w:eastAsia="맑은 고딕" w:cs="맑은 고딕"/>
+                <w:sz w:val="18"/>
+              </w:rPr>
+              <w:t xml:space="preserve">이상 없음</w:t>
             </w:r>
           </w:p>
         </w:tc>
@@ -1148,7 +1163,7 @@
                 <w:rFonts w:ascii="맑은 고딕" w:hAnsi="맑은 고딕" w:eastAsia="맑은 고딕" w:cs="맑은 고딕"/>
                 <w:sz w:val="18"/>
               </w:rPr>
-              <w:t xml:space="preserve">(비움)</w:t>
+              <w:t xml:space="preserve">(비워 둠)</w:t>
             </w:r>
           </w:p>
         </w:tc>
@@ -1280,24 +1295,24 @@
                 <w:rFonts w:ascii="맑은 고딕" w:hAnsi="맑은 고딕" w:eastAsia="맑은 고딕" w:cs="맑은 고딕"/>
                 <w:sz w:val="18"/>
               </w:rPr>
-              <w:t xml:space="preserve">기록 종류</w:t>
-            </w:r>
-          </w:p>
-        </w:tc>
-        <w:tc>
-          <w:tcPr>
-            <w:tcW w:type="dxa" w:w="7654"/>
-          </w:tcPr>
-          <w:p>
-            <w:pPr>
-              <w:pStyle w:val="Compact"/>
-            </w:pPr>
-            <w:r>
-              <w:rPr>
-                <w:rFonts w:ascii="맑은 고딕" w:hAnsi="맑은 고딕" w:eastAsia="맑은 고딕" w:cs="맑은 고딕"/>
-                <w:sz w:val="18"/>
-              </w:rPr>
-              <w:t xml:space="preserve">방화벽 정책 변경</w:t>
+              <w:t xml:space="preserve">누를 버튼</w:t>
+            </w:r>
+          </w:p>
+        </w:tc>
+        <w:tc>
+          <w:tcPr>
+            <w:tcW w:type="dxa" w:w="7654"/>
+          </w:tcPr>
+          <w:p>
+            <w:pPr>
+              <w:pStyle w:val="Compact"/>
+            </w:pPr>
+            <w:r>
+              <w:rPr>
+                <w:rFonts w:ascii="맑은 고딕" w:hAnsi="맑은 고딕" w:eastAsia="맑은 고딕" w:cs="맑은 고딕"/>
+                <w:sz w:val="18"/>
+              </w:rPr>
+              <w:t xml:space="preserve">+ 방화벽 정책 변경</w:t>
             </w:r>
           </w:p>
         </w:tc>
@@ -1460,7 +1475,7 @@
                 <w:rFonts w:ascii="맑은 고딕" w:hAnsi="맑은 고딕" w:eastAsia="맑은 고딕" w:cs="맑은 고딕"/>
                 <w:sz w:val="18"/>
               </w:rPr>
-              <w:t xml:space="preserve">사유</w:t>
+              <w:t xml:space="preserve">변경 사유</w:t>
             </w:r>
           </w:p>
         </w:tc>
@@ -1609,24 +1624,24 @@
                 <w:rFonts w:ascii="맑은 고딕" w:hAnsi="맑은 고딕" w:eastAsia="맑은 고딕" w:cs="맑은 고딕"/>
                 <w:sz w:val="18"/>
               </w:rPr>
-              <w:t xml:space="preserve">기록 종류</w:t>
-            </w:r>
-          </w:p>
-        </w:tc>
-        <w:tc>
-          <w:tcPr>
-            <w:tcW w:type="dxa" w:w="7654"/>
-          </w:tcPr>
-          <w:p>
-            <w:pPr>
-              <w:pStyle w:val="Compact"/>
-            </w:pPr>
-            <w:r>
-              <w:rPr>
-                <w:rFonts w:ascii="맑은 고딕" w:hAnsi="맑은 고딕" w:eastAsia="맑은 고딕" w:cs="맑은 고딕"/>
-                <w:sz w:val="18"/>
-              </w:rPr>
-              <w:t xml:space="preserve">방화벽 정책 변경</w:t>
+              <w:t xml:space="preserve">누를 버튼</w:t>
+            </w:r>
+          </w:p>
+        </w:tc>
+        <w:tc>
+          <w:tcPr>
+            <w:tcW w:type="dxa" w:w="7654"/>
+          </w:tcPr>
+          <w:p>
+            <w:pPr>
+              <w:pStyle w:val="Compact"/>
+            </w:pPr>
+            <w:r>
+              <w:rPr>
+                <w:rFonts w:ascii="맑은 고딕" w:hAnsi="맑은 고딕" w:eastAsia="맑은 고딕" w:cs="맑은 고딕"/>
+                <w:sz w:val="18"/>
+              </w:rPr>
+              <w:t xml:space="preserve">+ 방화벽 정책 변경</w:t>
             </w:r>
           </w:p>
         </w:tc>
@@ -1662,7 +1677,7 @@
                 <w:rFonts w:ascii="맑은 고딕" w:hAnsi="맑은 고딕" w:eastAsia="맑은 고딕" w:cs="맑은 고딕"/>
                 <w:sz w:val="18"/>
               </w:rPr>
-              <w:t xml:space="preserve">게이트웨이</w:t>
+              <w:t xml:space="preserve">비토 게이트웨이</w:t>
             </w:r>
           </w:p>
         </w:tc>
@@ -1789,7 +1804,7 @@
                 <w:rFonts w:ascii="맑은 고딕" w:hAnsi="맑은 고딕" w:eastAsia="맑은 고딕" w:cs="맑은 고딕"/>
                 <w:sz w:val="18"/>
               </w:rPr>
-              <w:t xml:space="preserve">사유</w:t>
+              <w:t xml:space="preserve">변경 사유</w:t>
             </w:r>
           </w:p>
         </w:tc>
@@ -1938,24 +1953,24 @@
                 <w:rFonts w:ascii="맑은 고딕" w:hAnsi="맑은 고딕" w:eastAsia="맑은 고딕" w:cs="맑은 고딕"/>
                 <w:sz w:val="18"/>
               </w:rPr>
-              <w:t xml:space="preserve">기록 종류</w:t>
-            </w:r>
-          </w:p>
-        </w:tc>
-        <w:tc>
-          <w:tcPr>
-            <w:tcW w:type="dxa" w:w="7654"/>
-          </w:tcPr>
-          <w:p>
-            <w:pPr>
-              <w:pStyle w:val="Compact"/>
-            </w:pPr>
-            <w:r>
-              <w:rPr>
-                <w:rFonts w:ascii="맑은 고딕" w:hAnsi="맑은 고딕" w:eastAsia="맑은 고딕" w:cs="맑은 고딕"/>
-                <w:sz w:val="18"/>
-              </w:rPr>
-              <w:t xml:space="preserve">방화벽 정책 변경</w:t>
+              <w:t xml:space="preserve">누를 버튼</w:t>
+            </w:r>
+          </w:p>
+        </w:tc>
+        <w:tc>
+          <w:tcPr>
+            <w:tcW w:type="dxa" w:w="7654"/>
+          </w:tcPr>
+          <w:p>
+            <w:pPr>
+              <w:pStyle w:val="Compact"/>
+            </w:pPr>
+            <w:r>
+              <w:rPr>
+                <w:rFonts w:ascii="맑은 고딕" w:hAnsi="맑은 고딕" w:eastAsia="맑은 고딕" w:cs="맑은 고딕"/>
+                <w:sz w:val="18"/>
+              </w:rPr>
+              <w:t xml:space="preserve">+ 방화벽 정책 변경</w:t>
             </w:r>
           </w:p>
         </w:tc>
@@ -1991,7 +2006,7 @@
                 <w:rFonts w:ascii="맑은 고딕" w:hAnsi="맑은 고딕" w:eastAsia="맑은 고딕" w:cs="맑은 고딕"/>
                 <w:sz w:val="18"/>
               </w:rPr>
-              <w:t xml:space="preserve">게이트웨이</w:t>
+              <w:t xml:space="preserve">비토 게이트웨이</w:t>
             </w:r>
           </w:p>
         </w:tc>
@@ -2118,7 +2133,7 @@
                 <w:rFonts w:ascii="맑은 고딕" w:hAnsi="맑은 고딕" w:eastAsia="맑은 고딕" w:cs="맑은 고딕"/>
                 <w:sz w:val="18"/>
               </w:rPr>
-              <w:t xml:space="preserve">사유</w:t>
+              <w:t xml:space="preserve">변경 사유</w:t>
             </w:r>
           </w:p>
         </w:tc>
@@ -2267,24 +2282,24 @@
                 <w:rFonts w:ascii="맑은 고딕" w:hAnsi="맑은 고딕" w:eastAsia="맑은 고딕" w:cs="맑은 고딕"/>
                 <w:sz w:val="18"/>
               </w:rPr>
-              <w:t xml:space="preserve">기록 종류</w:t>
-            </w:r>
-          </w:p>
-        </w:tc>
-        <w:tc>
-          <w:tcPr>
-            <w:tcW w:type="dxa" w:w="7654"/>
-          </w:tcPr>
-          <w:p>
-            <w:pPr>
-              <w:pStyle w:val="Compact"/>
-            </w:pPr>
-            <w:r>
-              <w:rPr>
-                <w:rFonts w:ascii="맑은 고딕" w:hAnsi="맑은 고딕" w:eastAsia="맑은 고딕" w:cs="맑은 고딕"/>
-                <w:sz w:val="18"/>
-              </w:rPr>
-              <w:t xml:space="preserve">방화벽 정책 변경</w:t>
+              <w:t xml:space="preserve">누를 버튼</w:t>
+            </w:r>
+          </w:p>
+        </w:tc>
+        <w:tc>
+          <w:tcPr>
+            <w:tcW w:type="dxa" w:w="7654"/>
+          </w:tcPr>
+          <w:p>
+            <w:pPr>
+              <w:pStyle w:val="Compact"/>
+            </w:pPr>
+            <w:r>
+              <w:rPr>
+                <w:rFonts w:ascii="맑은 고딕" w:hAnsi="맑은 고딕" w:eastAsia="맑은 고딕" w:cs="맑은 고딕"/>
+                <w:sz w:val="18"/>
+              </w:rPr>
+              <w:t xml:space="preserve">+ 방화벽 정책 변경</w:t>
             </w:r>
           </w:p>
         </w:tc>
@@ -2320,7 +2335,7 @@
                 <w:rFonts w:ascii="맑은 고딕" w:hAnsi="맑은 고딕" w:eastAsia="맑은 고딕" w:cs="맑은 고딕"/>
                 <w:sz w:val="18"/>
               </w:rPr>
-              <w:t xml:space="preserve">게이트웨이</w:t>
+              <w:t xml:space="preserve">비토 게이트웨이</w:t>
             </w:r>
           </w:p>
         </w:tc>
@@ -2447,7 +2462,7 @@
                 <w:rFonts w:ascii="맑은 고딕" w:hAnsi="맑은 고딕" w:eastAsia="맑은 고딕" w:cs="맑은 고딕"/>
                 <w:sz w:val="18"/>
               </w:rPr>
-              <w:t xml:space="preserve">사유</w:t>
+              <w:t xml:space="preserve">변경 사유</w:t>
             </w:r>
           </w:p>
         </w:tc>
@@ -2596,24 +2611,24 @@
                 <w:rFonts w:ascii="맑은 고딕" w:hAnsi="맑은 고딕" w:eastAsia="맑은 고딕" w:cs="맑은 고딕"/>
                 <w:sz w:val="18"/>
               </w:rPr>
-              <w:t xml:space="preserve">기록 종류</w:t>
-            </w:r>
-          </w:p>
-        </w:tc>
-        <w:tc>
-          <w:tcPr>
-            <w:tcW w:type="dxa" w:w="7654"/>
-          </w:tcPr>
-          <w:p>
-            <w:pPr>
-              <w:pStyle w:val="Compact"/>
-            </w:pPr>
-            <w:r>
-              <w:rPr>
-                <w:rFonts w:ascii="맑은 고딕" w:hAnsi="맑은 고딕" w:eastAsia="맑은 고딕" w:cs="맑은 고딕"/>
-                <w:sz w:val="18"/>
-              </w:rPr>
-              <w:t xml:space="preserve">방화벽 정책 변경</w:t>
+              <w:t xml:space="preserve">누를 버튼</w:t>
+            </w:r>
+          </w:p>
+        </w:tc>
+        <w:tc>
+          <w:tcPr>
+            <w:tcW w:type="dxa" w:w="7654"/>
+          </w:tcPr>
+          <w:p>
+            <w:pPr>
+              <w:pStyle w:val="Compact"/>
+            </w:pPr>
+            <w:r>
+              <w:rPr>
+                <w:rFonts w:ascii="맑은 고딕" w:hAnsi="맑은 고딕" w:eastAsia="맑은 고딕" w:cs="맑은 고딕"/>
+                <w:sz w:val="18"/>
+              </w:rPr>
+              <w:t xml:space="preserve">+ 방화벽 정책 변경</w:t>
             </w:r>
           </w:p>
         </w:tc>
@@ -2649,7 +2664,7 @@
                 <w:rFonts w:ascii="맑은 고딕" w:hAnsi="맑은 고딕" w:eastAsia="맑은 고딕" w:cs="맑은 고딕"/>
                 <w:sz w:val="18"/>
               </w:rPr>
-              <w:t xml:space="preserve">게이트웨이</w:t>
+              <w:t xml:space="preserve">비토 게이트웨이</w:t>
             </w:r>
           </w:p>
         </w:tc>
@@ -2776,7 +2791,7 @@
                 <w:rFonts w:ascii="맑은 고딕" w:hAnsi="맑은 고딕" w:eastAsia="맑은 고딕" w:cs="맑은 고딕"/>
                 <w:sz w:val="18"/>
               </w:rPr>
-              <w:t xml:space="preserve">사유</w:t>
+              <w:t xml:space="preserve">변경 사유</w:t>
             </w:r>
           </w:p>
         </w:tc>
@@ -2925,24 +2940,24 @@
                 <w:rFonts w:ascii="맑은 고딕" w:hAnsi="맑은 고딕" w:eastAsia="맑은 고딕" w:cs="맑은 고딕"/>
                 <w:sz w:val="18"/>
               </w:rPr>
-              <w:t xml:space="preserve">기록 종류</w:t>
-            </w:r>
-          </w:p>
-        </w:tc>
-        <w:tc>
-          <w:tcPr>
-            <w:tcW w:type="dxa" w:w="7654"/>
-          </w:tcPr>
-          <w:p>
-            <w:pPr>
-              <w:pStyle w:val="Compact"/>
-            </w:pPr>
-            <w:r>
-              <w:rPr>
-                <w:rFonts w:ascii="맑은 고딕" w:hAnsi="맑은 고딕" w:eastAsia="맑은 고딕" w:cs="맑은 고딕"/>
-                <w:sz w:val="18"/>
-              </w:rPr>
-              <w:t xml:space="preserve">방화벽 정책 변경</w:t>
+              <w:t xml:space="preserve">누를 버튼</w:t>
+            </w:r>
+          </w:p>
+        </w:tc>
+        <w:tc>
+          <w:tcPr>
+            <w:tcW w:type="dxa" w:w="7654"/>
+          </w:tcPr>
+          <w:p>
+            <w:pPr>
+              <w:pStyle w:val="Compact"/>
+            </w:pPr>
+            <w:r>
+              <w:rPr>
+                <w:rFonts w:ascii="맑은 고딕" w:hAnsi="맑은 고딕" w:eastAsia="맑은 고딕" w:cs="맑은 고딕"/>
+                <w:sz w:val="18"/>
+              </w:rPr>
+              <w:t xml:space="preserve">+ 방화벽 정책 변경</w:t>
             </w:r>
           </w:p>
         </w:tc>
@@ -2978,7 +2993,7 @@
                 <w:rFonts w:ascii="맑은 고딕" w:hAnsi="맑은 고딕" w:eastAsia="맑은 고딕" w:cs="맑은 고딕"/>
                 <w:sz w:val="18"/>
               </w:rPr>
-              <w:t xml:space="preserve">게이트웨이</w:t>
+              <w:t xml:space="preserve">비토 게이트웨이</w:t>
             </w:r>
           </w:p>
         </w:tc>
@@ -3105,7 +3120,7 @@
                 <w:rFonts w:ascii="맑은 고딕" w:hAnsi="맑은 고딕" w:eastAsia="맑은 고딕" w:cs="맑은 고딕"/>
                 <w:sz w:val="18"/>
               </w:rPr>
-              <w:t xml:space="preserve">사유</w:t>
+              <w:t xml:space="preserve">변경 사유</w:t>
             </w:r>
           </w:p>
         </w:tc>
@@ -3254,24 +3269,24 @@
                 <w:rFonts w:ascii="맑은 고딕" w:hAnsi="맑은 고딕" w:eastAsia="맑은 고딕" w:cs="맑은 고딕"/>
                 <w:sz w:val="18"/>
               </w:rPr>
-              <w:t xml:space="preserve">기록 종류</w:t>
-            </w:r>
-          </w:p>
-        </w:tc>
-        <w:tc>
-          <w:tcPr>
-            <w:tcW w:type="dxa" w:w="7654"/>
-          </w:tcPr>
-          <w:p>
-            <w:pPr>
-              <w:pStyle w:val="Compact"/>
-            </w:pPr>
-            <w:r>
-              <w:rPr>
-                <w:rFonts w:ascii="맑은 고딕" w:hAnsi="맑은 고딕" w:eastAsia="맑은 고딕" w:cs="맑은 고딕"/>
-                <w:sz w:val="18"/>
-              </w:rPr>
-              <w:t xml:space="preserve">방화벽 정책 변경</w:t>
+              <w:t xml:space="preserve">누를 버튼</w:t>
+            </w:r>
+          </w:p>
+        </w:tc>
+        <w:tc>
+          <w:tcPr>
+            <w:tcW w:type="dxa" w:w="7654"/>
+          </w:tcPr>
+          <w:p>
+            <w:pPr>
+              <w:pStyle w:val="Compact"/>
+            </w:pPr>
+            <w:r>
+              <w:rPr>
+                <w:rFonts w:ascii="맑은 고딕" w:hAnsi="맑은 고딕" w:eastAsia="맑은 고딕" w:cs="맑은 고딕"/>
+                <w:sz w:val="18"/>
+              </w:rPr>
+              <w:t xml:space="preserve">+ 방화벽 정책 변경</w:t>
             </w:r>
           </w:p>
         </w:tc>
@@ -3307,7 +3322,7 @@
                 <w:rFonts w:ascii="맑은 고딕" w:hAnsi="맑은 고딕" w:eastAsia="맑은 고딕" w:cs="맑은 고딕"/>
                 <w:sz w:val="18"/>
               </w:rPr>
-              <w:t xml:space="preserve">게이트웨이</w:t>
+              <w:t xml:space="preserve">비토 게이트웨이</w:t>
             </w:r>
           </w:p>
         </w:tc>
@@ -3434,7 +3449,7 @@
                 <w:rFonts w:ascii="맑은 고딕" w:hAnsi="맑은 고딕" w:eastAsia="맑은 고딕" w:cs="맑은 고딕"/>
                 <w:sz w:val="18"/>
               </w:rPr>
-              <w:t xml:space="preserve">사유</w:t>
+              <w:t xml:space="preserve">변경 사유</w:t>
             </w:r>
           </w:p>
         </w:tc>
@@ -3583,24 +3598,24 @@
                 <w:rFonts w:ascii="맑은 고딕" w:hAnsi="맑은 고딕" w:eastAsia="맑은 고딕" w:cs="맑은 고딕"/>
                 <w:sz w:val="18"/>
               </w:rPr>
-              <w:t xml:space="preserve">기록 종류</w:t>
-            </w:r>
-          </w:p>
-        </w:tc>
-        <w:tc>
-          <w:tcPr>
-            <w:tcW w:type="dxa" w:w="7654"/>
-          </w:tcPr>
-          <w:p>
-            <w:pPr>
-              <w:pStyle w:val="Compact"/>
-            </w:pPr>
-            <w:r>
-              <w:rPr>
-                <w:rFonts w:ascii="맑은 고딕" w:hAnsi="맑은 고딕" w:eastAsia="맑은 고딕" w:cs="맑은 고딕"/>
-                <w:sz w:val="18"/>
-              </w:rPr>
-              <w:t xml:space="preserve">방화벽 정책 변경</w:t>
+              <w:t xml:space="preserve">누를 버튼</w:t>
+            </w:r>
+          </w:p>
+        </w:tc>
+        <w:tc>
+          <w:tcPr>
+            <w:tcW w:type="dxa" w:w="7654"/>
+          </w:tcPr>
+          <w:p>
+            <w:pPr>
+              <w:pStyle w:val="Compact"/>
+            </w:pPr>
+            <w:r>
+              <w:rPr>
+                <w:rFonts w:ascii="맑은 고딕" w:hAnsi="맑은 고딕" w:eastAsia="맑은 고딕" w:cs="맑은 고딕"/>
+                <w:sz w:val="18"/>
+              </w:rPr>
+              <w:t xml:space="preserve">+ 방화벽 정책 변경</w:t>
             </w:r>
           </w:p>
         </w:tc>
@@ -3636,7 +3651,7 @@
                 <w:rFonts w:ascii="맑은 고딕" w:hAnsi="맑은 고딕" w:eastAsia="맑은 고딕" w:cs="맑은 고딕"/>
                 <w:sz w:val="18"/>
               </w:rPr>
-              <w:t xml:space="preserve">게이트웨이</w:t>
+              <w:t xml:space="preserve">비토 게이트웨이</w:t>
             </w:r>
           </w:p>
         </w:tc>
@@ -3763,7 +3778,7 @@
                 <w:rFonts w:ascii="맑은 고딕" w:hAnsi="맑은 고딕" w:eastAsia="맑은 고딕" w:cs="맑은 고딕"/>
                 <w:sz w:val="18"/>
               </w:rPr>
-              <w:t xml:space="preserve">사유</w:t>
+              <w:t xml:space="preserve">변경 사유</w:t>
             </w:r>
           </w:p>
         </w:tc>

--- a/docs/transmission-cert/resubmit-1006/운영기록대장_입력안_20261003.docx
+++ b/docs/transmission-cert/resubmit-1006/운영기록대장_입력안_20261003.docx
@@ -2,7 +2,7 @@
 <file path=word/document.xml><?xml version="1.0" encoding="utf-8"?>
 <w:document xmlns:w="http://schemas.openxmlformats.org/wordprocessingml/2006/main" xmlns:m="http://schemas.openxmlformats.org/officeDocument/2006/math" xmlns:r="http://schemas.openxmlformats.org/officeDocument/2006/relationships" xmlns:o="urn:schemas-microsoft-com:office:office" xmlns:v="urn:schemas-microsoft-com:vml" xmlns:w10="urn:schemas-microsoft-com:office:word" xmlns:a="http://schemas.openxmlformats.org/drawingml/2006/main" xmlns:pic="http://schemas.openxmlformats.org/drawingml/2006/picture" xmlns:wp="http://schemas.openxmlformats.org/drawingml/2006/wordprocessingDrawing">
   <w:body>
-    <w:bookmarkStart w:id="20" w:name="운영-기록-대장-첫-기록-입력안"/>
+    <w:bookmarkStart w:id="22" w:name="운영-기록-대장-첫-기록-입력안"/>
     <w:p>
       <w:pPr>
         <w:pStyle w:val="Heading1"/>
@@ -22,7 +22,7 @@
         <w:rPr>
           <w:rFonts w:ascii="맑은 고딕" w:hAnsi="맑은 고딕" w:eastAsia="맑은 고딕" w:cs="맑은 고딕"/>
         </w:rPr>
-        <w:t xml:space="preserve">2026-10-03 · 슈퍼관리자 → 「운영 기록 대장」 탭에서 아래 11건을 차례로 등록합니다.</w:t>
+        <w:t xml:space="preserve">2026-10-03 · 슈퍼관리자 → 「운영 기록 대장」 탭에서 아래 13건을 차례로 등록합니다.</w:t>
       </w:r>
     </w:p>
     <w:p>
@@ -3838,7 +3838,665 @@
       </w:tr>
     </w:tbl>
     <w:bookmarkEnd w:id="19"/>
+    <w:bookmarkStart w:id="20" w:name="Xea8f000a9d927c220189170bc2ed5b5250b61ee"/>
+    <w:p>
+      <w:pPr>
+        <w:pStyle w:val="Heading2"/>
+      </w:pPr>
+      <w:r>
+        <w:rPr>
+          <w:rFonts w:ascii="맑은 고딕" w:hAnsi="맑은 고딕" w:eastAsia="맑은 고딕" w:cs="맑은 고딕"/>
+        </w:rPr>
+        <w:t xml:space="preserve">12. 방화벽 정책 변경 · 한줄로 · 2026-10-03 17:27</w:t>
+      </w:r>
+    </w:p>
+    <w:tbl>
+      <w:tblPr>
+        <w:tblStyle w:val="Table"/>
+        <w:tblW w:type="auto" w:w="0"/>
+        <w:jc w:val="center"/>
+        <w:tblLayout w:type="fixed"/>
+        <w:tblLook w:firstRow="1" w:lastRow="0" w:firstColumn="0" w:lastColumn="0" w:noHBand="0" w:noVBand="0" w:val="0020"/>
+        <w:tblBorders>
+          <w:top w:val="single" w:sz="4" w:space="0" w:color="808080"/>
+          <w:left w:val="single" w:sz="4" w:space="0" w:color="808080"/>
+          <w:bottom w:val="single" w:sz="4" w:space="0" w:color="808080"/>
+          <w:right w:val="single" w:sz="4" w:space="0" w:color="808080"/>
+          <w:insideH w:val="single" w:sz="4" w:space="0" w:color="808080"/>
+          <w:insideV w:val="single" w:sz="4" w:space="0" w:color="808080"/>
+        </w:tblBorders>
+      </w:tblPr>
+      <w:tblGrid>
+        <w:gridCol w:w="3960"/>
+        <w:gridCol w:w="3960"/>
+      </w:tblGrid>
+      <w:tr>
+        <w:trPr>
+          <w:tblHeader w:val="on"/>
+        </w:trPr>
+        <w:tc>
+          <w:tcPr>
+            <w:tcW w:type="dxa" w:w="1701"/>
+            <w:shd w:val="clear" w:color="auto" w:fill="E8ECF2"/>
+          </w:tcPr>
+          <w:p>
+            <w:pPr>
+              <w:pStyle w:val="Compact"/>
+            </w:pPr>
+            <w:r>
+              <w:rPr>
+                <w:rFonts w:ascii="맑은 고딕" w:hAnsi="맑은 고딕" w:eastAsia="맑은 고딕" w:cs="맑은 고딕"/>
+                <w:b/>
+                <w:sz w:val="18"/>
+              </w:rPr>
+              <w:t xml:space="preserve">칸</w:t>
+            </w:r>
+          </w:p>
+        </w:tc>
+        <w:tc>
+          <w:tcPr>
+            <w:tcW w:type="dxa" w:w="7654"/>
+            <w:shd w:val="clear" w:color="auto" w:fill="E8ECF2"/>
+          </w:tcPr>
+          <w:p>
+            <w:pPr>
+              <w:pStyle w:val="Compact"/>
+            </w:pPr>
+            <w:r>
+              <w:rPr>
+                <w:rFonts w:ascii="맑은 고딕" w:hAnsi="맑은 고딕" w:eastAsia="맑은 고딕" w:cs="맑은 고딕"/>
+                <w:b/>
+                <w:sz w:val="18"/>
+              </w:rPr>
+              <w:t xml:space="preserve">입력</w:t>
+            </w:r>
+          </w:p>
+        </w:tc>
+      </w:tr>
+      <w:tr>
+        <w:tc>
+          <w:tcPr>
+            <w:tcW w:type="dxa" w:w="1701"/>
+          </w:tcPr>
+          <w:p>
+            <w:pPr>
+              <w:pStyle w:val="Compact"/>
+            </w:pPr>
+            <w:r>
+              <w:rPr>
+                <w:rFonts w:ascii="맑은 고딕" w:hAnsi="맑은 고딕" w:eastAsia="맑은 고딕" w:cs="맑은 고딕"/>
+                <w:sz w:val="18"/>
+              </w:rPr>
+              <w:t xml:space="preserve">누를 버튼</w:t>
+            </w:r>
+          </w:p>
+        </w:tc>
+        <w:tc>
+          <w:tcPr>
+            <w:tcW w:type="dxa" w:w="7654"/>
+          </w:tcPr>
+          <w:p>
+            <w:pPr>
+              <w:pStyle w:val="Compact"/>
+            </w:pPr>
+            <w:r>
+              <w:rPr>
+                <w:rFonts w:ascii="맑은 고딕" w:hAnsi="맑은 고딕" w:eastAsia="맑은 고딕" w:cs="맑은 고딕"/>
+                <w:sz w:val="18"/>
+              </w:rPr>
+              <w:t xml:space="preserve">+ 방화벽 정책 변경</w:t>
+            </w:r>
+          </w:p>
+        </w:tc>
+      </w:tr>
+      <w:tr>
+        <w:tc>
+          <w:tcPr>
+            <w:tcW w:type="dxa" w:w="1701"/>
+          </w:tcPr>
+          <w:p>
+            <w:pPr>
+              <w:pStyle w:val="Compact"/>
+            </w:pPr>
+            <w:r>
+              <w:rPr>
+                <w:rFonts w:ascii="맑은 고딕" w:hAnsi="맑은 고딕" w:eastAsia="맑은 고딕" w:cs="맑은 고딕"/>
+                <w:sz w:val="18"/>
+              </w:rPr>
+              <w:t xml:space="preserve">대상 시스템</w:t>
+            </w:r>
+          </w:p>
+        </w:tc>
+        <w:tc>
+          <w:tcPr>
+            <w:tcW w:type="dxa" w:w="7654"/>
+          </w:tcPr>
+          <w:p>
+            <w:pPr>
+              <w:pStyle w:val="Compact"/>
+            </w:pPr>
+            <w:r>
+              <w:rPr>
+                <w:rFonts w:ascii="맑은 고딕" w:hAnsi="맑은 고딕" w:eastAsia="맑은 고딕" w:cs="맑은 고딕"/>
+                <w:sz w:val="18"/>
+              </w:rPr>
+              <w:t xml:space="preserve">한줄로</w:t>
+            </w:r>
+          </w:p>
+        </w:tc>
+      </w:tr>
+      <w:tr>
+        <w:tc>
+          <w:tcPr>
+            <w:tcW w:type="dxa" w:w="1701"/>
+          </w:tcPr>
+          <w:p>
+            <w:pPr>
+              <w:pStyle w:val="Compact"/>
+            </w:pPr>
+            <w:r>
+              <w:rPr>
+                <w:rFonts w:ascii="맑은 고딕" w:hAnsi="맑은 고딕" w:eastAsia="맑은 고딕" w:cs="맑은 고딕"/>
+                <w:sz w:val="18"/>
+              </w:rPr>
+              <w:t xml:space="preserve">변경 일시</w:t>
+            </w:r>
+          </w:p>
+        </w:tc>
+        <w:tc>
+          <w:tcPr>
+            <w:tcW w:type="dxa" w:w="7654"/>
+          </w:tcPr>
+          <w:p>
+            <w:pPr>
+              <w:pStyle w:val="Compact"/>
+            </w:pPr>
+            <w:r>
+              <w:rPr>
+                <w:rFonts w:ascii="맑은 고딕" w:hAnsi="맑은 고딕" w:eastAsia="맑은 고딕" w:cs="맑은 고딕"/>
+                <w:sz w:val="18"/>
+              </w:rPr>
+              <w:t xml:space="preserve">2026-10-03 17:27</w:t>
+            </w:r>
+          </w:p>
+        </w:tc>
+      </w:tr>
+      <w:tr>
+        <w:tc>
+          <w:tcPr>
+            <w:tcW w:type="dxa" w:w="1701"/>
+          </w:tcPr>
+          <w:p>
+            <w:pPr>
+              <w:pStyle w:val="Compact"/>
+            </w:pPr>
+            <w:r>
+              <w:rPr>
+                <w:rFonts w:ascii="맑은 고딕" w:hAnsi="맑은 고딕" w:eastAsia="맑은 고딕" w:cs="맑은 고딕"/>
+                <w:sz w:val="18"/>
+              </w:rPr>
+              <w:t xml:space="preserve">요지</w:t>
+            </w:r>
+          </w:p>
+        </w:tc>
+        <w:tc>
+          <w:tcPr>
+            <w:tcW w:type="dxa" w:w="7654"/>
+          </w:tcPr>
+          <w:p>
+            <w:pPr>
+              <w:pStyle w:val="Compact"/>
+            </w:pPr>
+            <w:r>
+              <w:rPr>
+                <w:rFonts w:ascii="맑은 고딕" w:hAnsi="맑은 고딕" w:eastAsia="맑은 고딕" w:cs="맑은 고딕"/>
+                <w:sz w:val="18"/>
+              </w:rPr>
+              <w:t xml:space="preserve">쓰지 않는 연동 포트 허용 줄 삭제</w:t>
+            </w:r>
+          </w:p>
+        </w:tc>
+      </w:tr>
+      <w:tr>
+        <w:tc>
+          <w:tcPr>
+            <w:tcW w:type="dxa" w:w="1701"/>
+          </w:tcPr>
+          <w:p>
+            <w:pPr>
+              <w:pStyle w:val="Compact"/>
+            </w:pPr>
+            <w:r>
+              <w:rPr>
+                <w:rFonts w:ascii="맑은 고딕" w:hAnsi="맑은 고딕" w:eastAsia="맑은 고딕" w:cs="맑은 고딕"/>
+                <w:sz w:val="18"/>
+              </w:rPr>
+              <w:t xml:space="preserve">변경 내용</w:t>
+            </w:r>
+          </w:p>
+        </w:tc>
+        <w:tc>
+          <w:tcPr>
+            <w:tcW w:type="dxa" w:w="7654"/>
+          </w:tcPr>
+          <w:p>
+            <w:pPr>
+              <w:pStyle w:val="Compact"/>
+            </w:pPr>
+            <w:r>
+              <w:rPr>
+                <w:rFonts w:ascii="맑은 고딕" w:hAnsi="맑은 고딕" w:eastAsia="맑은 고딕" w:cs="맑은 고딕"/>
+                <w:sz w:val="18"/>
+              </w:rPr>
+              <w:t xml:space="preserve">9090/tcp 허용(지정 서버 1곳) 삭제</w:t>
+            </w:r>
+          </w:p>
+        </w:tc>
+      </w:tr>
+      <w:tr>
+        <w:tc>
+          <w:tcPr>
+            <w:tcW w:type="dxa" w:w="1701"/>
+          </w:tcPr>
+          <w:p>
+            <w:pPr>
+              <w:pStyle w:val="Compact"/>
+            </w:pPr>
+            <w:r>
+              <w:rPr>
+                <w:rFonts w:ascii="맑은 고딕" w:hAnsi="맑은 고딕" w:eastAsia="맑은 고딕" w:cs="맑은 고딕"/>
+                <w:sz w:val="18"/>
+              </w:rPr>
+              <w:t xml:space="preserve">변경 사유</w:t>
+            </w:r>
+          </w:p>
+        </w:tc>
+        <w:tc>
+          <w:tcPr>
+            <w:tcW w:type="dxa" w:w="7654"/>
+          </w:tcPr>
+          <w:p>
+            <w:pPr>
+              <w:pStyle w:val="Compact"/>
+            </w:pPr>
+            <w:r>
+              <w:rPr>
+                <w:rFonts w:ascii="맑은 고딕" w:hAnsi="맑은 고딕" w:eastAsia="맑은 고딕" w:cs="맑은 고딕"/>
+                <w:sz w:val="18"/>
+              </w:rPr>
+              <w:t xml:space="preserve">이 포트를 듣는 프로그램이 없어 쓰지 않는 허용 줄 정리</w:t>
+            </w:r>
+          </w:p>
+        </w:tc>
+      </w:tr>
+      <w:tr>
+        <w:tc>
+          <w:tcPr>
+            <w:tcW w:type="dxa" w:w="1701"/>
+          </w:tcPr>
+          <w:p>
+            <w:pPr>
+              <w:pStyle w:val="Compact"/>
+            </w:pPr>
+            <w:r>
+              <w:rPr>
+                <w:rFonts w:ascii="맑은 고딕" w:hAnsi="맑은 고딕" w:eastAsia="맑은 고딕" w:cs="맑은 고딕"/>
+                <w:sz w:val="18"/>
+              </w:rPr>
+              <w:t xml:space="preserve">근거</w:t>
+            </w:r>
+          </w:p>
+        </w:tc>
+        <w:tc>
+          <w:tcPr>
+            <w:tcW w:type="dxa" w:w="7654"/>
+          </w:tcPr>
+          <w:p>
+            <w:pPr>
+              <w:pStyle w:val="Compact"/>
+            </w:pPr>
+            <w:r>
+              <w:rPr>
+                <w:rFonts w:ascii="맑은 고딕" w:hAnsi="맑은 고딕" w:eastAsia="맑은 고딕" w:cs="맑은 고딕"/>
+                <w:sz w:val="18"/>
+              </w:rPr>
+              <w:t xml:space="preserve">삭제 직전 듣는 프로그램 없음 확인 · 정책 파일 수정 2026-10-03 17:27:18</w:t>
+            </w:r>
+          </w:p>
+        </w:tc>
+      </w:tr>
+    </w:tbl>
     <w:bookmarkEnd w:id="20"/>
+    <w:bookmarkStart w:id="21" w:name="X5c5f8b5e130135ca5111f8769820ed296fa95f2"/>
+    <w:p>
+      <w:pPr>
+        <w:pStyle w:val="Heading2"/>
+      </w:pPr>
+      <w:r>
+        <w:rPr>
+          <w:rFonts w:ascii="맑은 고딕" w:hAnsi="맑은 고딕" w:eastAsia="맑은 고딕" w:cs="맑은 고딕"/>
+        </w:rPr>
+        <w:t xml:space="preserve">13. 방화벽 정책 변경 · 한줄로 · 2026-10-03 17:34</w:t>
+      </w:r>
+    </w:p>
+    <w:tbl>
+      <w:tblPr>
+        <w:tblStyle w:val="Table"/>
+        <w:tblW w:type="auto" w:w="0"/>
+        <w:jc w:val="center"/>
+        <w:tblLayout w:type="fixed"/>
+        <w:tblLook w:firstRow="1" w:lastRow="0" w:firstColumn="0" w:lastColumn="0" w:noHBand="0" w:noVBand="0" w:val="0020"/>
+        <w:tblBorders>
+          <w:top w:val="single" w:sz="4" w:space="0" w:color="808080"/>
+          <w:left w:val="single" w:sz="4" w:space="0" w:color="808080"/>
+          <w:bottom w:val="single" w:sz="4" w:space="0" w:color="808080"/>
+          <w:right w:val="single" w:sz="4" w:space="0" w:color="808080"/>
+          <w:insideH w:val="single" w:sz="4" w:space="0" w:color="808080"/>
+          <w:insideV w:val="single" w:sz="4" w:space="0" w:color="808080"/>
+        </w:tblBorders>
+      </w:tblPr>
+      <w:tblGrid>
+        <w:gridCol w:w="3960"/>
+        <w:gridCol w:w="3960"/>
+      </w:tblGrid>
+      <w:tr>
+        <w:trPr>
+          <w:tblHeader w:val="on"/>
+        </w:trPr>
+        <w:tc>
+          <w:tcPr>
+            <w:tcW w:type="dxa" w:w="1701"/>
+            <w:shd w:val="clear" w:color="auto" w:fill="E8ECF2"/>
+          </w:tcPr>
+          <w:p>
+            <w:pPr>
+              <w:pStyle w:val="Compact"/>
+            </w:pPr>
+            <w:r>
+              <w:rPr>
+                <w:rFonts w:ascii="맑은 고딕" w:hAnsi="맑은 고딕" w:eastAsia="맑은 고딕" w:cs="맑은 고딕"/>
+                <w:b/>
+                <w:sz w:val="18"/>
+              </w:rPr>
+              <w:t xml:space="preserve">칸</w:t>
+            </w:r>
+          </w:p>
+        </w:tc>
+        <w:tc>
+          <w:tcPr>
+            <w:tcW w:type="dxa" w:w="7654"/>
+            <w:shd w:val="clear" w:color="auto" w:fill="E8ECF2"/>
+          </w:tcPr>
+          <w:p>
+            <w:pPr>
+              <w:pStyle w:val="Compact"/>
+            </w:pPr>
+            <w:r>
+              <w:rPr>
+                <w:rFonts w:ascii="맑은 고딕" w:hAnsi="맑은 고딕" w:eastAsia="맑은 고딕" w:cs="맑은 고딕"/>
+                <w:b/>
+                <w:sz w:val="18"/>
+              </w:rPr>
+              <w:t xml:space="preserve">입력</w:t>
+            </w:r>
+          </w:p>
+        </w:tc>
+      </w:tr>
+      <w:tr>
+        <w:tc>
+          <w:tcPr>
+            <w:tcW w:type="dxa" w:w="1701"/>
+          </w:tcPr>
+          <w:p>
+            <w:pPr>
+              <w:pStyle w:val="Compact"/>
+            </w:pPr>
+            <w:r>
+              <w:rPr>
+                <w:rFonts w:ascii="맑은 고딕" w:hAnsi="맑은 고딕" w:eastAsia="맑은 고딕" w:cs="맑은 고딕"/>
+                <w:sz w:val="18"/>
+              </w:rPr>
+              <w:t xml:space="preserve">누를 버튼</w:t>
+            </w:r>
+          </w:p>
+        </w:tc>
+        <w:tc>
+          <w:tcPr>
+            <w:tcW w:type="dxa" w:w="7654"/>
+          </w:tcPr>
+          <w:p>
+            <w:pPr>
+              <w:pStyle w:val="Compact"/>
+            </w:pPr>
+            <w:r>
+              <w:rPr>
+                <w:rFonts w:ascii="맑은 고딕" w:hAnsi="맑은 고딕" w:eastAsia="맑은 고딕" w:cs="맑은 고딕"/>
+                <w:sz w:val="18"/>
+              </w:rPr>
+              <w:t xml:space="preserve">+ 방화벽 정책 변경</w:t>
+            </w:r>
+          </w:p>
+        </w:tc>
+      </w:tr>
+      <w:tr>
+        <w:tc>
+          <w:tcPr>
+            <w:tcW w:type="dxa" w:w="1701"/>
+          </w:tcPr>
+          <w:p>
+            <w:pPr>
+              <w:pStyle w:val="Compact"/>
+            </w:pPr>
+            <w:r>
+              <w:rPr>
+                <w:rFonts w:ascii="맑은 고딕" w:hAnsi="맑은 고딕" w:eastAsia="맑은 고딕" w:cs="맑은 고딕"/>
+                <w:sz w:val="18"/>
+              </w:rPr>
+              <w:t xml:space="preserve">대상 시스템</w:t>
+            </w:r>
+          </w:p>
+        </w:tc>
+        <w:tc>
+          <w:tcPr>
+            <w:tcW w:type="dxa" w:w="7654"/>
+          </w:tcPr>
+          <w:p>
+            <w:pPr>
+              <w:pStyle w:val="Compact"/>
+            </w:pPr>
+            <w:r>
+              <w:rPr>
+                <w:rFonts w:ascii="맑은 고딕" w:hAnsi="맑은 고딕" w:eastAsia="맑은 고딕" w:cs="맑은 고딕"/>
+                <w:sz w:val="18"/>
+              </w:rPr>
+              <w:t xml:space="preserve">한줄로</w:t>
+            </w:r>
+          </w:p>
+        </w:tc>
+      </w:tr>
+      <w:tr>
+        <w:tc>
+          <w:tcPr>
+            <w:tcW w:type="dxa" w:w="1701"/>
+          </w:tcPr>
+          <w:p>
+            <w:pPr>
+              <w:pStyle w:val="Compact"/>
+            </w:pPr>
+            <w:r>
+              <w:rPr>
+                <w:rFonts w:ascii="맑은 고딕" w:hAnsi="맑은 고딕" w:eastAsia="맑은 고딕" w:cs="맑은 고딕"/>
+                <w:sz w:val="18"/>
+              </w:rPr>
+              <w:t xml:space="preserve">변경 일시</w:t>
+            </w:r>
+          </w:p>
+        </w:tc>
+        <w:tc>
+          <w:tcPr>
+            <w:tcW w:type="dxa" w:w="7654"/>
+          </w:tcPr>
+          <w:p>
+            <w:pPr>
+              <w:pStyle w:val="Compact"/>
+            </w:pPr>
+            <w:r>
+              <w:rPr>
+                <w:rFonts w:ascii="맑은 고딕" w:hAnsi="맑은 고딕" w:eastAsia="맑은 고딕" w:cs="맑은 고딕"/>
+                <w:sz w:val="18"/>
+              </w:rPr>
+              <w:t xml:space="preserve">2026-10-03 17:34</w:t>
+            </w:r>
+          </w:p>
+        </w:tc>
+      </w:tr>
+      <w:tr>
+        <w:tc>
+          <w:tcPr>
+            <w:tcW w:type="dxa" w:w="1701"/>
+          </w:tcPr>
+          <w:p>
+            <w:pPr>
+              <w:pStyle w:val="Compact"/>
+            </w:pPr>
+            <w:r>
+              <w:rPr>
+                <w:rFonts w:ascii="맑은 고딕" w:hAnsi="맑은 고딕" w:eastAsia="맑은 고딕" w:cs="맑은 고딕"/>
+                <w:sz w:val="18"/>
+              </w:rPr>
+              <w:t xml:space="preserve">요지</w:t>
+            </w:r>
+          </w:p>
+        </w:tc>
+        <w:tc>
+          <w:tcPr>
+            <w:tcW w:type="dxa" w:w="7654"/>
+          </w:tcPr>
+          <w:p>
+            <w:pPr>
+              <w:pStyle w:val="Compact"/>
+            </w:pPr>
+            <w:r>
+              <w:rPr>
+                <w:rFonts w:ascii="맑은 고딕" w:hAnsi="맑은 고딕" w:eastAsia="맑은 고딕" w:cs="맑은 고딕"/>
+                <w:sz w:val="18"/>
+              </w:rPr>
+              <w:t xml:space="preserve">원격 관리(SSH) 출발지를 대표 · 사무실 2곳으로 제한</w:t>
+            </w:r>
+          </w:p>
+        </w:tc>
+      </w:tr>
+      <w:tr>
+        <w:tc>
+          <w:tcPr>
+            <w:tcW w:type="dxa" w:w="1701"/>
+          </w:tcPr>
+          <w:p>
+            <w:pPr>
+              <w:pStyle w:val="Compact"/>
+            </w:pPr>
+            <w:r>
+              <w:rPr>
+                <w:rFonts w:ascii="맑은 고딕" w:hAnsi="맑은 고딕" w:eastAsia="맑은 고딕" w:cs="맑은 고딕"/>
+                <w:sz w:val="18"/>
+              </w:rPr>
+              <w:t xml:space="preserve">변경 내용</w:t>
+            </w:r>
+          </w:p>
+        </w:tc>
+        <w:tc>
+          <w:tcPr>
+            <w:tcW w:type="dxa" w:w="7654"/>
+          </w:tcPr>
+          <w:p>
+            <w:pPr>
+              <w:pStyle w:val="Compact"/>
+            </w:pPr>
+            <w:r>
+              <w:rPr>
+                <w:rFonts w:ascii="맑은 고딕" w:hAnsi="맑은 고딕" w:eastAsia="맑은 고딕" w:cs="맑은 고딕"/>
+                <w:sz w:val="18"/>
+              </w:rPr>
+              <w:t xml:space="preserve">22/tcp 허용에 대표 · 사무실 2곳을 추가(17:34:12)하고, 접속 중인 출발지가 허용 목록 안인지 확인한 뒤 전체 허용(IPv4 · IPv6)을 삭제(17:34:59). 삭제 뒤 새 접속 확인.</w:t>
+            </w:r>
+          </w:p>
+        </w:tc>
+      </w:tr>
+      <w:tr>
+        <w:tc>
+          <w:tcPr>
+            <w:tcW w:type="dxa" w:w="1701"/>
+          </w:tcPr>
+          <w:p>
+            <w:pPr>
+              <w:pStyle w:val="Compact"/>
+            </w:pPr>
+            <w:r>
+              <w:rPr>
+                <w:rFonts w:ascii="맑은 고딕" w:hAnsi="맑은 고딕" w:eastAsia="맑은 고딕" w:cs="맑은 고딕"/>
+                <w:sz w:val="18"/>
+              </w:rPr>
+              <w:t xml:space="preserve">변경 사유</w:t>
+            </w:r>
+          </w:p>
+        </w:tc>
+        <w:tc>
+          <w:tcPr>
+            <w:tcW w:type="dxa" w:w="7654"/>
+          </w:tcPr>
+          <w:p>
+            <w:pPr>
+              <w:pStyle w:val="Compact"/>
+            </w:pPr>
+            <w:r>
+              <w:rPr>
+                <w:rFonts w:ascii="맑은 고딕" w:hAnsi="맑은 고딕" w:eastAsia="맑은 고딕" w:cs="맑은 고딕"/>
+                <w:sz w:val="18"/>
+              </w:rPr>
+              <w:t xml:space="preserve">인터넷 전체에서 들어오던 원격 관리 비밀번호 대입 시도를 막고, 게이트웨이와 같은 관리 출발지 정책으로 맞춤</w:t>
+            </w:r>
+          </w:p>
+        </w:tc>
+      </w:tr>
+      <w:tr>
+        <w:tc>
+          <w:tcPr>
+            <w:tcW w:type="dxa" w:w="1701"/>
+          </w:tcPr>
+          <w:p>
+            <w:pPr>
+              <w:pStyle w:val="Compact"/>
+            </w:pPr>
+            <w:r>
+              <w:rPr>
+                <w:rFonts w:ascii="맑은 고딕" w:hAnsi="맑은 고딕" w:eastAsia="맑은 고딕" w:cs="맑은 고딕"/>
+                <w:sz w:val="18"/>
+              </w:rPr>
+              <w:t xml:space="preserve">근거</w:t>
+            </w:r>
+          </w:p>
+        </w:tc>
+        <w:tc>
+          <w:tcPr>
+            <w:tcW w:type="dxa" w:w="7654"/>
+          </w:tcPr>
+          <w:p>
+            <w:pPr>
+              <w:pStyle w:val="Compact"/>
+            </w:pPr>
+            <w:r>
+              <w:rPr>
+                <w:rFonts w:ascii="맑은 고딕" w:hAnsi="맑은 고딕" w:eastAsia="맑은 고딕" w:cs="맑은 고딕"/>
+                <w:sz w:val="18"/>
+              </w:rPr>
+              <w:t xml:space="preserve">정책 파일 수정 2026-10-03 17:34:59 · 17:35:55 정책 재수집</w:t>
+            </w:r>
+          </w:p>
+        </w:tc>
+      </w:tr>
+    </w:tbl>
+    <w:bookmarkEnd w:id="21"/>
+    <w:bookmarkEnd w:id="22"/>
     <w:sectPr>
       <w:footnotePr>
         <w:numRestart w:val="eachSect"/>

--- a/docs/transmission-cert/resubmit-1006/운영기록대장_입력안_20261003.docx
+++ b/docs/transmission-cert/resubmit-1006/운영기록대장_입력안_20261003.docx
@@ -2,7 +2,7 @@
 <file path=word/document.xml><?xml version="1.0" encoding="utf-8"?>
 <w:document xmlns:w="http://schemas.openxmlformats.org/wordprocessingml/2006/main" xmlns:m="http://schemas.openxmlformats.org/officeDocument/2006/math" xmlns:r="http://schemas.openxmlformats.org/officeDocument/2006/relationships" xmlns:o="urn:schemas-microsoft-com:office:office" xmlns:v="urn:schemas-microsoft-com:vml" xmlns:w10="urn:schemas-microsoft-com:office:word" xmlns:a="http://schemas.openxmlformats.org/drawingml/2006/main" xmlns:pic="http://schemas.openxmlformats.org/drawingml/2006/picture" xmlns:wp="http://schemas.openxmlformats.org/drawingml/2006/wordprocessingDrawing">
   <w:body>
-    <w:bookmarkStart w:id="22" w:name="운영-기록-대장-첫-기록-입력안"/>
+    <w:bookmarkStart w:id="24" w:name="운영-기록-대장-첫-기록-입력안"/>
     <w:p>
       <w:pPr>
         <w:pStyle w:val="Heading1"/>
@@ -22,7 +22,7 @@
         <w:rPr>
           <w:rFonts w:ascii="맑은 고딕" w:hAnsi="맑은 고딕" w:eastAsia="맑은 고딕" w:cs="맑은 고딕"/>
         </w:rPr>
-        <w:t xml:space="preserve">2026-10-03 · 슈퍼관리자 → 「운영 기록 대장」 탭에서 아래 13건을 차례로 등록합니다.</w:t>
+        <w:t xml:space="preserve">2026-10-03 · 슈퍼관리자 → 「운영 기록 대장」 탭에서 아래 15건을 차례로 등록합니다.</w:t>
       </w:r>
     </w:p>
     <w:p>
@@ -67,7 +67,7 @@
         <w:rPr>
           <w:rFonts w:ascii="맑은 고딕" w:hAnsi="맑은 고딕" w:eastAsia="맑은 고딕" w:cs="맑은 고딕"/>
         </w:rPr>
-        <w:t xml:space="preserve">확인은 작성한 사람과 다른 관리자 계정으로 해야 완료됩니다(예: 작성 = 대표 · 확인 = 서수란 팀장).</w:t>
+        <w:t xml:space="preserve">확인은 작성한 사람과 다른 관리자 계정으로 해야 완료됩니다(작성 = 서수란 팀장 · 확인 = 대표).</w:t>
       </w:r>
     </w:p>
     <w:p>
@@ -4496,7 +4496,665 @@
       </w:tr>
     </w:tbl>
     <w:bookmarkEnd w:id="21"/>
+    <w:bookmarkStart w:id="22" w:name="X58b4bfdf17c4c103bf4f99dc01faa5528490454"/>
+    <w:p>
+      <w:pPr>
+        <w:pStyle w:val="Heading2"/>
+      </w:pPr>
+      <w:r>
+        <w:rPr>
+          <w:rFonts w:ascii="맑은 고딕" w:hAnsi="맑은 고딕" w:eastAsia="맑은 고딕" w:cs="맑은 고딕"/>
+        </w:rPr>
+        <w:t xml:space="preserve">14. 방화벽 정책 변경 · 비토 게이트웨이 · 2026-10-03 20:22</w:t>
+      </w:r>
+    </w:p>
+    <w:tbl>
+      <w:tblPr>
+        <w:tblStyle w:val="Table"/>
+        <w:tblW w:type="auto" w:w="0"/>
+        <w:jc w:val="center"/>
+        <w:tblLayout w:type="fixed"/>
+        <w:tblLook w:firstRow="1" w:lastRow="0" w:firstColumn="0" w:lastColumn="0" w:noHBand="0" w:noVBand="0" w:val="0020"/>
+        <w:tblBorders>
+          <w:top w:val="single" w:sz="4" w:space="0" w:color="808080"/>
+          <w:left w:val="single" w:sz="4" w:space="0" w:color="808080"/>
+          <w:bottom w:val="single" w:sz="4" w:space="0" w:color="808080"/>
+          <w:right w:val="single" w:sz="4" w:space="0" w:color="808080"/>
+          <w:insideH w:val="single" w:sz="4" w:space="0" w:color="808080"/>
+          <w:insideV w:val="single" w:sz="4" w:space="0" w:color="808080"/>
+        </w:tblBorders>
+      </w:tblPr>
+      <w:tblGrid>
+        <w:gridCol w:w="3960"/>
+        <w:gridCol w:w="3960"/>
+      </w:tblGrid>
+      <w:tr>
+        <w:trPr>
+          <w:tblHeader w:val="on"/>
+        </w:trPr>
+        <w:tc>
+          <w:tcPr>
+            <w:tcW w:type="dxa" w:w="1701"/>
+            <w:shd w:val="clear" w:color="auto" w:fill="E8ECF2"/>
+          </w:tcPr>
+          <w:p>
+            <w:pPr>
+              <w:pStyle w:val="Compact"/>
+            </w:pPr>
+            <w:r>
+              <w:rPr>
+                <w:rFonts w:ascii="맑은 고딕" w:hAnsi="맑은 고딕" w:eastAsia="맑은 고딕" w:cs="맑은 고딕"/>
+                <w:b/>
+                <w:sz w:val="18"/>
+              </w:rPr>
+              <w:t xml:space="preserve">칸</w:t>
+            </w:r>
+          </w:p>
+        </w:tc>
+        <w:tc>
+          <w:tcPr>
+            <w:tcW w:type="dxa" w:w="7654"/>
+            <w:shd w:val="clear" w:color="auto" w:fill="E8ECF2"/>
+          </w:tcPr>
+          <w:p>
+            <w:pPr>
+              <w:pStyle w:val="Compact"/>
+            </w:pPr>
+            <w:r>
+              <w:rPr>
+                <w:rFonts w:ascii="맑은 고딕" w:hAnsi="맑은 고딕" w:eastAsia="맑은 고딕" w:cs="맑은 고딕"/>
+                <w:b/>
+                <w:sz w:val="18"/>
+              </w:rPr>
+              <w:t xml:space="preserve">입력</w:t>
+            </w:r>
+          </w:p>
+        </w:tc>
+      </w:tr>
+      <w:tr>
+        <w:tc>
+          <w:tcPr>
+            <w:tcW w:type="dxa" w:w="1701"/>
+          </w:tcPr>
+          <w:p>
+            <w:pPr>
+              <w:pStyle w:val="Compact"/>
+            </w:pPr>
+            <w:r>
+              <w:rPr>
+                <w:rFonts w:ascii="맑은 고딕" w:hAnsi="맑은 고딕" w:eastAsia="맑은 고딕" w:cs="맑은 고딕"/>
+                <w:sz w:val="18"/>
+              </w:rPr>
+              <w:t xml:space="preserve">누를 버튼</w:t>
+            </w:r>
+          </w:p>
+        </w:tc>
+        <w:tc>
+          <w:tcPr>
+            <w:tcW w:type="dxa" w:w="7654"/>
+          </w:tcPr>
+          <w:p>
+            <w:pPr>
+              <w:pStyle w:val="Compact"/>
+            </w:pPr>
+            <w:r>
+              <w:rPr>
+                <w:rFonts w:ascii="맑은 고딕" w:hAnsi="맑은 고딕" w:eastAsia="맑은 고딕" w:cs="맑은 고딕"/>
+                <w:sz w:val="18"/>
+              </w:rPr>
+              <w:t xml:space="preserve">+ 방화벽 정책 변경</w:t>
+            </w:r>
+          </w:p>
+        </w:tc>
+      </w:tr>
+      <w:tr>
+        <w:tc>
+          <w:tcPr>
+            <w:tcW w:type="dxa" w:w="1701"/>
+          </w:tcPr>
+          <w:p>
+            <w:pPr>
+              <w:pStyle w:val="Compact"/>
+            </w:pPr>
+            <w:r>
+              <w:rPr>
+                <w:rFonts w:ascii="맑은 고딕" w:hAnsi="맑은 고딕" w:eastAsia="맑은 고딕" w:cs="맑은 고딕"/>
+                <w:sz w:val="18"/>
+              </w:rPr>
+              <w:t xml:space="preserve">대상 시스템</w:t>
+            </w:r>
+          </w:p>
+        </w:tc>
+        <w:tc>
+          <w:tcPr>
+            <w:tcW w:type="dxa" w:w="7654"/>
+          </w:tcPr>
+          <w:p>
+            <w:pPr>
+              <w:pStyle w:val="Compact"/>
+            </w:pPr>
+            <w:r>
+              <w:rPr>
+                <w:rFonts w:ascii="맑은 고딕" w:hAnsi="맑은 고딕" w:eastAsia="맑은 고딕" w:cs="맑은 고딕"/>
+                <w:sz w:val="18"/>
+              </w:rPr>
+              <w:t xml:space="preserve">비토 게이트웨이</w:t>
+            </w:r>
+          </w:p>
+        </w:tc>
+      </w:tr>
+      <w:tr>
+        <w:tc>
+          <w:tcPr>
+            <w:tcW w:type="dxa" w:w="1701"/>
+          </w:tcPr>
+          <w:p>
+            <w:pPr>
+              <w:pStyle w:val="Compact"/>
+            </w:pPr>
+            <w:r>
+              <w:rPr>
+                <w:rFonts w:ascii="맑은 고딕" w:hAnsi="맑은 고딕" w:eastAsia="맑은 고딕" w:cs="맑은 고딕"/>
+                <w:sz w:val="18"/>
+              </w:rPr>
+              <w:t xml:space="preserve">변경 일시</w:t>
+            </w:r>
+          </w:p>
+        </w:tc>
+        <w:tc>
+          <w:tcPr>
+            <w:tcW w:type="dxa" w:w="7654"/>
+          </w:tcPr>
+          <w:p>
+            <w:pPr>
+              <w:pStyle w:val="Compact"/>
+            </w:pPr>
+            <w:r>
+              <w:rPr>
+                <w:rFonts w:ascii="맑은 고딕" w:hAnsi="맑은 고딕" w:eastAsia="맑은 고딕" w:cs="맑은 고딕"/>
+                <w:sz w:val="18"/>
+              </w:rPr>
+              <w:t xml:space="preserve">2026-10-03 20:22</w:t>
+            </w:r>
+          </w:p>
+        </w:tc>
+      </w:tr>
+      <w:tr>
+        <w:tc>
+          <w:tcPr>
+            <w:tcW w:type="dxa" w:w="1701"/>
+          </w:tcPr>
+          <w:p>
+            <w:pPr>
+              <w:pStyle w:val="Compact"/>
+            </w:pPr>
+            <w:r>
+              <w:rPr>
+                <w:rFonts w:ascii="맑은 고딕" w:hAnsi="맑은 고딕" w:eastAsia="맑은 고딕" w:cs="맑은 고딕"/>
+                <w:sz w:val="18"/>
+              </w:rPr>
+              <w:t xml:space="preserve">요지</w:t>
+            </w:r>
+          </w:p>
+        </w:tc>
+        <w:tc>
+          <w:tcPr>
+            <w:tcW w:type="dxa" w:w="7654"/>
+          </w:tcPr>
+          <w:p>
+            <w:pPr>
+              <w:pStyle w:val="Compact"/>
+            </w:pPr>
+            <w:r>
+              <w:rPr>
+                <w:rFonts w:ascii="맑은 고딕" w:hAnsi="맑은 고딕" w:eastAsia="맑은 고딕" w:cs="맑은 고딕"/>
+                <w:sz w:val="18"/>
+              </w:rPr>
+              <w:t xml:space="preserve">데이터센터 브릿지 방화벽의 옛 에이전트 포트(9090) · 원격 관리 임시 출발지 허용 줄 삭제</w:t>
+            </w:r>
+          </w:p>
+        </w:tc>
+      </w:tr>
+      <w:tr>
+        <w:tc>
+          <w:tcPr>
+            <w:tcW w:type="dxa" w:w="1701"/>
+          </w:tcPr>
+          <w:p>
+            <w:pPr>
+              <w:pStyle w:val="Compact"/>
+            </w:pPr>
+            <w:r>
+              <w:rPr>
+                <w:rFonts w:ascii="맑은 고딕" w:hAnsi="맑은 고딕" w:eastAsia="맑은 고딕" w:cs="맑은 고딕"/>
+                <w:sz w:val="18"/>
+              </w:rPr>
+              <w:t xml:space="preserve">변경 내용</w:t>
+            </w:r>
+          </w:p>
+        </w:tc>
+        <w:tc>
+          <w:tcPr>
+            <w:tcW w:type="dxa" w:w="7654"/>
+          </w:tcPr>
+          <w:p>
+            <w:pPr>
+              <w:pStyle w:val="Compact"/>
+            </w:pPr>
+            <w:r>
+              <w:rPr>
+                <w:rFonts w:ascii="맑은 고딕" w:hAnsi="맑은 고딕" w:eastAsia="맑은 고딕" w:cs="맑은 고딕"/>
+                <w:sz w:val="18"/>
+              </w:rPr>
+              <w:t xml:space="preserve">하나로호스팅 브릿지 방화벽(게이트웨이 서버 IP)에서 9090/tcp 허용(출발지 한줄로 서버 1곳)과 22/tcp 허용(출발지 106.101.7.74 · 메모 「패스워드복원」)을 삭제하고 정책 적용</w:t>
+            </w:r>
+          </w:p>
+        </w:tc>
+      </w:tr>
+      <w:tr>
+        <w:tc>
+          <w:tcPr>
+            <w:tcW w:type="dxa" w:w="1701"/>
+          </w:tcPr>
+          <w:p>
+            <w:pPr>
+              <w:pStyle w:val="Compact"/>
+            </w:pPr>
+            <w:r>
+              <w:rPr>
+                <w:rFonts w:ascii="맑은 고딕" w:hAnsi="맑은 고딕" w:eastAsia="맑은 고딕" w:cs="맑은 고딕"/>
+                <w:sz w:val="18"/>
+              </w:rPr>
+              <w:t xml:space="preserve">변경 사유</w:t>
+            </w:r>
+          </w:p>
+        </w:tc>
+        <w:tc>
+          <w:tcPr>
+            <w:tcW w:type="dxa" w:w="7654"/>
+          </w:tcPr>
+          <w:p>
+            <w:pPr>
+              <w:pStyle w:val="Compact"/>
+            </w:pPr>
+            <w:r>
+              <w:rPr>
+                <w:rFonts w:ascii="맑은 고딕" w:hAnsi="맑은 고딕" w:eastAsia="맑은 고딕" w:cs="맑은 고딕"/>
+                <w:sz w:val="18"/>
+              </w:rPr>
+              <w:t xml:space="preserve">에이전트 접속이 9443(TLS)으로 옮겨져 쓰지 않는 9090 허용 줄 정리 · 원격 관리 출발지를 서버 방화벽과 같은 대표 · 사무실 두 곳으로 맞춤</w:t>
+            </w:r>
+          </w:p>
+        </w:tc>
+      </w:tr>
+      <w:tr>
+        <w:tc>
+          <w:tcPr>
+            <w:tcW w:type="dxa" w:w="1701"/>
+          </w:tcPr>
+          <w:p>
+            <w:pPr>
+              <w:pStyle w:val="Compact"/>
+            </w:pPr>
+            <w:r>
+              <w:rPr>
+                <w:rFonts w:ascii="맑은 고딕" w:hAnsi="맑은 고딕" w:eastAsia="맑은 고딕" w:cs="맑은 고딕"/>
+                <w:sz w:val="18"/>
+              </w:rPr>
+              <w:t xml:space="preserve">근거</w:t>
+            </w:r>
+          </w:p>
+        </w:tc>
+        <w:tc>
+          <w:tcPr>
+            <w:tcW w:type="dxa" w:w="7654"/>
+          </w:tcPr>
+          <w:p>
+            <w:pPr>
+              <w:pStyle w:val="Compact"/>
+            </w:pPr>
+            <w:r>
+              <w:rPr>
+                <w:rFonts w:ascii="맑은 고딕" w:hAnsi="맑은 고딕" w:eastAsia="맑은 고딕" w:cs="맑은 고딕"/>
+                <w:sz w:val="18"/>
+              </w:rPr>
+              <w:t xml:space="preserve">삭제 전 확인(한줄로 → 게이트웨이 연결은 9443 4개 · 9090 연결 0 · 게이트웨이 9090 수신 프로그램 없음 · 서버 방화벽 9090 줄 없음) · 호스팅 관리 화면 정책 적용 2026-10-03 20:22</w:t>
+            </w:r>
+          </w:p>
+        </w:tc>
+      </w:tr>
+    </w:tbl>
     <w:bookmarkEnd w:id="22"/>
+    <w:bookmarkStart w:id="23" w:name="Xf2e07a06b70c8ec0401ad53f669d8ee43ac6a16"/>
+    <w:p>
+      <w:pPr>
+        <w:pStyle w:val="Heading2"/>
+      </w:pPr>
+      <w:r>
+        <w:rPr>
+          <w:rFonts w:ascii="맑은 고딕" w:hAnsi="맑은 고딕" w:eastAsia="맑은 고딕" w:cs="맑은 고딕"/>
+        </w:rPr>
+        <w:t xml:space="preserve">15. 방화벽 정책 변경 · 한줄로 · 2026-10-03 20:44</w:t>
+      </w:r>
+    </w:p>
+    <w:tbl>
+      <w:tblPr>
+        <w:tblStyle w:val="Table"/>
+        <w:tblW w:type="auto" w:w="0"/>
+        <w:jc w:val="center"/>
+        <w:tblLayout w:type="fixed"/>
+        <w:tblLook w:firstRow="1" w:lastRow="0" w:firstColumn="0" w:lastColumn="0" w:noHBand="0" w:noVBand="0" w:val="0020"/>
+        <w:tblBorders>
+          <w:top w:val="single" w:sz="4" w:space="0" w:color="808080"/>
+          <w:left w:val="single" w:sz="4" w:space="0" w:color="808080"/>
+          <w:bottom w:val="single" w:sz="4" w:space="0" w:color="808080"/>
+          <w:right w:val="single" w:sz="4" w:space="0" w:color="808080"/>
+          <w:insideH w:val="single" w:sz="4" w:space="0" w:color="808080"/>
+          <w:insideV w:val="single" w:sz="4" w:space="0" w:color="808080"/>
+        </w:tblBorders>
+      </w:tblPr>
+      <w:tblGrid>
+        <w:gridCol w:w="3960"/>
+        <w:gridCol w:w="3960"/>
+      </w:tblGrid>
+      <w:tr>
+        <w:trPr>
+          <w:tblHeader w:val="on"/>
+        </w:trPr>
+        <w:tc>
+          <w:tcPr>
+            <w:tcW w:type="dxa" w:w="1701"/>
+            <w:shd w:val="clear" w:color="auto" w:fill="E8ECF2"/>
+          </w:tcPr>
+          <w:p>
+            <w:pPr>
+              <w:pStyle w:val="Compact"/>
+            </w:pPr>
+            <w:r>
+              <w:rPr>
+                <w:rFonts w:ascii="맑은 고딕" w:hAnsi="맑은 고딕" w:eastAsia="맑은 고딕" w:cs="맑은 고딕"/>
+                <w:b/>
+                <w:sz w:val="18"/>
+              </w:rPr>
+              <w:t xml:space="preserve">칸</w:t>
+            </w:r>
+          </w:p>
+        </w:tc>
+        <w:tc>
+          <w:tcPr>
+            <w:tcW w:type="dxa" w:w="7654"/>
+            <w:shd w:val="clear" w:color="auto" w:fill="E8ECF2"/>
+          </w:tcPr>
+          <w:p>
+            <w:pPr>
+              <w:pStyle w:val="Compact"/>
+            </w:pPr>
+            <w:r>
+              <w:rPr>
+                <w:rFonts w:ascii="맑은 고딕" w:hAnsi="맑은 고딕" w:eastAsia="맑은 고딕" w:cs="맑은 고딕"/>
+                <w:b/>
+                <w:sz w:val="18"/>
+              </w:rPr>
+              <w:t xml:space="preserve">입력</w:t>
+            </w:r>
+          </w:p>
+        </w:tc>
+      </w:tr>
+      <w:tr>
+        <w:tc>
+          <w:tcPr>
+            <w:tcW w:type="dxa" w:w="1701"/>
+          </w:tcPr>
+          <w:p>
+            <w:pPr>
+              <w:pStyle w:val="Compact"/>
+            </w:pPr>
+            <w:r>
+              <w:rPr>
+                <w:rFonts w:ascii="맑은 고딕" w:hAnsi="맑은 고딕" w:eastAsia="맑은 고딕" w:cs="맑은 고딕"/>
+                <w:sz w:val="18"/>
+              </w:rPr>
+              <w:t xml:space="preserve">누를 버튼</w:t>
+            </w:r>
+          </w:p>
+        </w:tc>
+        <w:tc>
+          <w:tcPr>
+            <w:tcW w:type="dxa" w:w="7654"/>
+          </w:tcPr>
+          <w:p>
+            <w:pPr>
+              <w:pStyle w:val="Compact"/>
+            </w:pPr>
+            <w:r>
+              <w:rPr>
+                <w:rFonts w:ascii="맑은 고딕" w:hAnsi="맑은 고딕" w:eastAsia="맑은 고딕" w:cs="맑은 고딕"/>
+                <w:sz w:val="18"/>
+              </w:rPr>
+              <w:t xml:space="preserve">+ 방화벽 정책 변경</w:t>
+            </w:r>
+          </w:p>
+        </w:tc>
+      </w:tr>
+      <w:tr>
+        <w:tc>
+          <w:tcPr>
+            <w:tcW w:type="dxa" w:w="1701"/>
+          </w:tcPr>
+          <w:p>
+            <w:pPr>
+              <w:pStyle w:val="Compact"/>
+            </w:pPr>
+            <w:r>
+              <w:rPr>
+                <w:rFonts w:ascii="맑은 고딕" w:hAnsi="맑은 고딕" w:eastAsia="맑은 고딕" w:cs="맑은 고딕"/>
+                <w:sz w:val="18"/>
+              </w:rPr>
+              <w:t xml:space="preserve">대상 시스템</w:t>
+            </w:r>
+          </w:p>
+        </w:tc>
+        <w:tc>
+          <w:tcPr>
+            <w:tcW w:type="dxa" w:w="7654"/>
+          </w:tcPr>
+          <w:p>
+            <w:pPr>
+              <w:pStyle w:val="Compact"/>
+            </w:pPr>
+            <w:r>
+              <w:rPr>
+                <w:rFonts w:ascii="맑은 고딕" w:hAnsi="맑은 고딕" w:eastAsia="맑은 고딕" w:cs="맑은 고딕"/>
+                <w:sz w:val="18"/>
+              </w:rPr>
+              <w:t xml:space="preserve">한줄로</w:t>
+            </w:r>
+          </w:p>
+        </w:tc>
+      </w:tr>
+      <w:tr>
+        <w:tc>
+          <w:tcPr>
+            <w:tcW w:type="dxa" w:w="1701"/>
+          </w:tcPr>
+          <w:p>
+            <w:pPr>
+              <w:pStyle w:val="Compact"/>
+            </w:pPr>
+            <w:r>
+              <w:rPr>
+                <w:rFonts w:ascii="맑은 고딕" w:hAnsi="맑은 고딕" w:eastAsia="맑은 고딕" w:cs="맑은 고딕"/>
+                <w:sz w:val="18"/>
+              </w:rPr>
+              <w:t xml:space="preserve">변경 일시</w:t>
+            </w:r>
+          </w:p>
+        </w:tc>
+        <w:tc>
+          <w:tcPr>
+            <w:tcW w:type="dxa" w:w="7654"/>
+          </w:tcPr>
+          <w:p>
+            <w:pPr>
+              <w:pStyle w:val="Compact"/>
+            </w:pPr>
+            <w:r>
+              <w:rPr>
+                <w:rFonts w:ascii="맑은 고딕" w:hAnsi="맑은 고딕" w:eastAsia="맑은 고딕" w:cs="맑은 고딕"/>
+                <w:sz w:val="18"/>
+              </w:rPr>
+              <w:t xml:space="preserve">2026-10-03 20:44</w:t>
+            </w:r>
+          </w:p>
+        </w:tc>
+      </w:tr>
+      <w:tr>
+        <w:tc>
+          <w:tcPr>
+            <w:tcW w:type="dxa" w:w="1701"/>
+          </w:tcPr>
+          <w:p>
+            <w:pPr>
+              <w:pStyle w:val="Compact"/>
+            </w:pPr>
+            <w:r>
+              <w:rPr>
+                <w:rFonts w:ascii="맑은 고딕" w:hAnsi="맑은 고딕" w:eastAsia="맑은 고딕" w:cs="맑은 고딕"/>
+                <w:sz w:val="18"/>
+              </w:rPr>
+              <w:t xml:space="preserve">요지</w:t>
+            </w:r>
+          </w:p>
+        </w:tc>
+        <w:tc>
+          <w:tcPr>
+            <w:tcW w:type="dxa" w:w="7654"/>
+          </w:tcPr>
+          <w:p>
+            <w:pPr>
+              <w:pStyle w:val="Compact"/>
+            </w:pPr>
+            <w:r>
+              <w:rPr>
+                <w:rFonts w:ascii="맑은 고딕" w:hAnsi="맑은 고딕" w:eastAsia="맑은 고딕" w:cs="맑은 고딕"/>
+                <w:sz w:val="18"/>
+              </w:rPr>
+              <w:t xml:space="preserve">데이터센터 브릿지 방화벽을 TCP 전체 허용에서 필요한 포트 · 출발지만 허용으로 좁힘</w:t>
+            </w:r>
+          </w:p>
+        </w:tc>
+      </w:tr>
+      <w:tr>
+        <w:tc>
+          <w:tcPr>
+            <w:tcW w:type="dxa" w:w="1701"/>
+          </w:tcPr>
+          <w:p>
+            <w:pPr>
+              <w:pStyle w:val="Compact"/>
+            </w:pPr>
+            <w:r>
+              <w:rPr>
+                <w:rFonts w:ascii="맑은 고딕" w:hAnsi="맑은 고딕" w:eastAsia="맑은 고딕" w:cs="맑은 고딕"/>
+                <w:sz w:val="18"/>
+              </w:rPr>
+              <w:t xml:space="preserve">변경 내용</w:t>
+            </w:r>
+          </w:p>
+        </w:tc>
+        <w:tc>
+          <w:tcPr>
+            <w:tcW w:type="dxa" w:w="7654"/>
+          </w:tcPr>
+          <w:p>
+            <w:pPr>
+              <w:pStyle w:val="Compact"/>
+            </w:pPr>
+            <w:r>
+              <w:rPr>
+                <w:rFonts w:ascii="맑은 고딕" w:hAnsi="맑은 고딕" w:eastAsia="맑은 고딕" w:cs="맑은 고딕"/>
+                <w:sz w:val="18"/>
+              </w:rPr>
+              <w:t xml:space="preserve">하나로호스팅 브릿지 방화벽(한줄로 서버 IP)에서 TCP 전체 허용 줄을 지우고 22/tcp(대표 · 사무실 2곳) · 80/tcp · 443/tcp(전체) · 23388/tcp(결제 통계 수집 출발지 5곳) 허용 줄을 넣은 뒤 정책 적용. PING 허용 · 기본 차단 줄은 그대로.</w:t>
+            </w:r>
+          </w:p>
+        </w:tc>
+      </w:tr>
+      <w:tr>
+        <w:tc>
+          <w:tcPr>
+            <w:tcW w:type="dxa" w:w="1701"/>
+          </w:tcPr>
+          <w:p>
+            <w:pPr>
+              <w:pStyle w:val="Compact"/>
+            </w:pPr>
+            <w:r>
+              <w:rPr>
+                <w:rFonts w:ascii="맑은 고딕" w:hAnsi="맑은 고딕" w:eastAsia="맑은 고딕" w:cs="맑은 고딕"/>
+                <w:sz w:val="18"/>
+              </w:rPr>
+              <w:t xml:space="preserve">변경 사유</w:t>
+            </w:r>
+          </w:p>
+        </w:tc>
+        <w:tc>
+          <w:tcPr>
+            <w:tcW w:type="dxa" w:w="7654"/>
+          </w:tcPr>
+          <w:p>
+            <w:pPr>
+              <w:pStyle w:val="Compact"/>
+            </w:pPr>
+            <w:r>
+              <w:rPr>
+                <w:rFonts w:ascii="맑은 고딕" w:hAnsi="맑은 고딕" w:eastAsia="맑은 고딕" w:cs="맑은 고딕"/>
+                <w:sz w:val="18"/>
+              </w:rPr>
+              <w:t xml:space="preserve">외부에서 쓰는 웹(80 · 443) 말고는 필요한 출발지만 통과하도록, 데이터센터 방화벽을 게이트웨이 서버와 같은 방식으로 맞춤</w:t>
+            </w:r>
+          </w:p>
+        </w:tc>
+      </w:tr>
+      <w:tr>
+        <w:tc>
+          <w:tcPr>
+            <w:tcW w:type="dxa" w:w="1701"/>
+          </w:tcPr>
+          <w:p>
+            <w:pPr>
+              <w:pStyle w:val="Compact"/>
+            </w:pPr>
+            <w:r>
+              <w:rPr>
+                <w:rFonts w:ascii="맑은 고딕" w:hAnsi="맑은 고딕" w:eastAsia="맑은 고딕" w:cs="맑은 고딕"/>
+                <w:sz w:val="18"/>
+              </w:rPr>
+              <w:t xml:space="preserve">근거</w:t>
+            </w:r>
+          </w:p>
+        </w:tc>
+        <w:tc>
+          <w:tcPr>
+            <w:tcW w:type="dxa" w:w="7654"/>
+          </w:tcPr>
+          <w:p>
+            <w:pPr>
+              <w:pStyle w:val="Compact"/>
+            </w:pPr>
+            <w:r>
+              <w:rPr>
+                <w:rFonts w:ascii="맑은 고딕" w:hAnsi="맑은 고딕" w:eastAsia="맑은 고딕" w:cs="맑은 고딕"/>
+                <w:sz w:val="18"/>
+              </w:rPr>
+              <w:t xml:space="preserve">적용 전 서버 수신 포트 · 접속 출발지 확인 · 호스팅 관리 화면 정책 적용 2026-10-03 20:44 · 적용 뒤 확인(20:45 · 21:02 · 21:07 · 21:08): 원격 관리 새 로그인 · 웹 요청 415건(출발지 19곳) · 싱크 요청 · 결제 통계 수집 출발지 유입 · 게이트웨이 서버에서 새 연결</w:t>
+            </w:r>
+          </w:p>
+        </w:tc>
+      </w:tr>
+    </w:tbl>
+    <w:bookmarkEnd w:id="23"/>
+    <w:bookmarkEnd w:id="24"/>
     <w:sectPr>
       <w:footnotePr>
         <w:numRestart w:val="eachSect"/>
